--- a/8 семестр/ВКР/оформление/Лист задания.docx
+++ b/8 семестр/ВКР/оформление/Лист задания.docx
@@ -580,14 +580,7 @@
                 <w:sz w:val="24"/>
                 <w:szCs w:val="24"/>
               </w:rPr>
-              <w:t>Информационные системы и</w:t>
-            </w:r>
-            <w:r>
-              <w:rPr>
-                <w:sz w:val="24"/>
-                <w:szCs w:val="24"/>
-              </w:rPr>
-              <w:t xml:space="preserve"> технологии</w:t>
+              <w:t>Информационные системы и технологии</w:t>
             </w:r>
           </w:p>
         </w:tc>
@@ -1897,14 +1890,21 @@
                 <w:sz w:val="24"/>
                 <w:szCs w:val="24"/>
               </w:rPr>
-              <w:t>кандидат технических наук</w:t>
-            </w:r>
-            <w:r>
-              <w:rPr>
-                <w:sz w:val="24"/>
-                <w:szCs w:val="24"/>
-              </w:rPr>
-              <w:t>, доцент</w:t>
+              <w:t>доцент, доктор</w:t>
+            </w:r>
+            <w:r>
+              <w:rPr>
+                <w:sz w:val="24"/>
+                <w:szCs w:val="24"/>
+              </w:rPr>
+              <w:t xml:space="preserve"> технических наук</w:t>
+            </w:r>
+            <w:r>
+              <w:rPr>
+                <w:sz w:val="24"/>
+                <w:szCs w:val="24"/>
+              </w:rPr>
+              <w:t>,</w:t>
             </w:r>
           </w:p>
         </w:tc>
@@ -1988,6 +1988,13 @@
                 <w:szCs w:val="24"/>
               </w:rPr>
             </w:pPr>
+            <w:r>
+              <w:rPr>
+                <w:sz w:val="24"/>
+                <w:szCs w:val="24"/>
+              </w:rPr>
+              <w:t xml:space="preserve">профессор кафедры </w:t>
+            </w:r>
           </w:p>
         </w:tc>
       </w:tr>
@@ -6001,6 +6008,7 @@
   <w:style w:type="character" w:default="1" w:styleId="a0">
     <w:name w:val="Default Paragraph Font"/>
     <w:uiPriority w:val="1"/>
+    <w:semiHidden/>
     <w:unhideWhenUsed/>
   </w:style>
   <w:style w:type="table" w:default="1" w:styleId="a1">
